--- a/client-documents/templates/Pricing Schedule.docx
+++ b/client-documents/templates/Pricing Schedule.docx
@@ -11,39 +11,6 @@
           <w:rFonts w:ascii="Space Grotesk" w:cs="Space Grotesk" w:eastAsia="Space Grotesk" w:hAnsi="Space Grotesk"/>
           <w:b/>
           <w:bCs/>
-          <w:color w:val="B23A2C"/>
-          <w:sz w:val="32"/>
-          <w:szCs w:val="32"/>
-        </w:rPr>
-        <w:t xml:space="preserve">LARDER</w:t>
-      </w:r>
-    </w:p>
-    <w:p>
-      <w:pPr>
-        <w:pBdr>
-          <w:bottom w:val="single" w:color="1F1B16" w:sz="6" w:space="6"/>
-        </w:pBdr>
-        <w:spacing w:after="240"/>
-      </w:pPr>
-      <w:r>
-        <w:rPr>
-          <w:rFonts w:ascii="IBM Plex Mono" w:cs="IBM Plex Mono" w:eastAsia="IBM Plex Mono" w:hAnsi="IBM Plex Mono"/>
-          <w:color w:val="7A5C43"/>
-          <w:sz w:val="14"/>
-          <w:szCs w:val="14"/>
-        </w:rPr>
-        <w:t xml:space="preserve">YOUR SOPS, ALWAYS ON SHIFT</w:t>
-      </w:r>
-    </w:p>
-    <w:p>
-      <w:pPr>
-        <w:spacing w:after="40"/>
-      </w:pPr>
-      <w:r>
-        <w:rPr>
-          <w:rFonts w:ascii="Space Grotesk" w:cs="Space Grotesk" w:eastAsia="Space Grotesk" w:hAnsi="Space Grotesk"/>
-          <w:b/>
-          <w:bCs/>
           <w:color w:val="1F1B16"/>
           <w:sz w:val="44"/>
           <w:szCs w:val="44"/>
@@ -99,7 +66,7 @@
     </w:p>
     <w:tbl>
       <w:tblPr>
-        <w:tblW w:type="dxa" w:w="9638"/>
+        <w:tblW w:type="dxa" w:w="9070"/>
         <w:tblBorders>
           <w:top w:val="single" w:color="auto" w:sz="4"/>
           <w:left w:val="single" w:color="auto" w:sz="4"/>
@@ -110,9 +77,9 @@
         </w:tblBorders>
       </w:tblPr>
       <w:tblGrid>
-        <w:gridCol w:w="3200"/>
-        <w:gridCol w:w="3200"/>
-        <w:gridCol w:w="3238"/>
+        <w:gridCol w:w="3020"/>
+        <w:gridCol w:w="3020"/>
+        <w:gridCol w:w="3030"/>
       </w:tblGrid>
       <w:tr>
         <w:trPr>
@@ -120,7 +87,7 @@
         </w:trPr>
         <w:tc>
           <w:tcPr>
-            <w:tcW w:type="dxa" w:w="3200"/>
+            <w:tcW w:type="dxa" w:w="3020"/>
             <w:shd w:fill="F2E9D8" w:val="clear"/>
             <w:tcMar>
               <w:top w:type="dxa" w:w="100"/>
@@ -146,7 +113,7 @@
         </w:tc>
         <w:tc>
           <w:tcPr>
-            <w:tcW w:type="dxa" w:w="3200"/>
+            <w:tcW w:type="dxa" w:w="3020"/>
             <w:shd w:fill="F2E9D8" w:val="clear"/>
             <w:tcMar>
               <w:top w:type="dxa" w:w="100"/>
@@ -172,7 +139,7 @@
         </w:tc>
         <w:tc>
           <w:tcPr>
-            <w:tcW w:type="dxa" w:w="3238"/>
+            <w:tcW w:type="dxa" w:w="3030"/>
             <w:shd w:fill="F2E9D8" w:val="clear"/>
             <w:tcMar>
               <w:top w:type="dxa" w:w="100"/>
@@ -200,7 +167,7 @@
       <w:tr>
         <w:tc>
           <w:tcPr>
-            <w:tcW w:type="dxa" w:w="3200"/>
+            <w:tcW w:type="dxa" w:w="3020"/>
             <w:tcMar>
               <w:top w:type="dxa" w:w="90"/>
               <w:left w:type="dxa" w:w="120"/>
@@ -223,7 +190,7 @@
         </w:tc>
         <w:tc>
           <w:tcPr>
-            <w:tcW w:type="dxa" w:w="3200"/>
+            <w:tcW w:type="dxa" w:w="3020"/>
             <w:tcMar>
               <w:top w:type="dxa" w:w="90"/>
               <w:left w:type="dxa" w:w="120"/>
@@ -246,7 +213,7 @@
         </w:tc>
         <w:tc>
           <w:tcPr>
-            <w:tcW w:type="dxa" w:w="3238"/>
+            <w:tcW w:type="dxa" w:w="3030"/>
             <w:tcMar>
               <w:top w:type="dxa" w:w="90"/>
               <w:left w:type="dxa" w:w="120"/>
@@ -271,7 +238,7 @@
       <w:tr>
         <w:tc>
           <w:tcPr>
-            <w:tcW w:type="dxa" w:w="3200"/>
+            <w:tcW w:type="dxa" w:w="3020"/>
             <w:tcMar>
               <w:top w:type="dxa" w:w="90"/>
               <w:left w:type="dxa" w:w="120"/>
@@ -294,7 +261,7 @@
         </w:tc>
         <w:tc>
           <w:tcPr>
-            <w:tcW w:type="dxa" w:w="3200"/>
+            <w:tcW w:type="dxa" w:w="3020"/>
             <w:tcMar>
               <w:top w:type="dxa" w:w="90"/>
               <w:left w:type="dxa" w:w="120"/>
@@ -317,7 +284,7 @@
         </w:tc>
         <w:tc>
           <w:tcPr>
-            <w:tcW w:type="dxa" w:w="3238"/>
+            <w:tcW w:type="dxa" w:w="3030"/>
             <w:tcMar>
               <w:top w:type="dxa" w:w="90"/>
               <w:left w:type="dxa" w:w="120"/>
@@ -342,7 +309,7 @@
       <w:tr>
         <w:tc>
           <w:tcPr>
-            <w:tcW w:type="dxa" w:w="3200"/>
+            <w:tcW w:type="dxa" w:w="3020"/>
             <w:tcMar>
               <w:top w:type="dxa" w:w="90"/>
               <w:left w:type="dxa" w:w="120"/>
@@ -365,7 +332,7 @@
         </w:tc>
         <w:tc>
           <w:tcPr>
-            <w:tcW w:type="dxa" w:w="3200"/>
+            <w:tcW w:type="dxa" w:w="3020"/>
             <w:tcMar>
               <w:top w:type="dxa" w:w="90"/>
               <w:left w:type="dxa" w:w="120"/>
@@ -388,7 +355,7 @@
         </w:tc>
         <w:tc>
           <w:tcPr>
-            <w:tcW w:type="dxa" w:w="3238"/>
+            <w:tcW w:type="dxa" w:w="3030"/>
             <w:tcMar>
               <w:top w:type="dxa" w:w="90"/>
               <w:left w:type="dxa" w:w="120"/>
@@ -413,7 +380,7 @@
       <w:tr>
         <w:tc>
           <w:tcPr>
-            <w:tcW w:type="dxa" w:w="3200"/>
+            <w:tcW w:type="dxa" w:w="3020"/>
             <w:tcMar>
               <w:top w:type="dxa" w:w="90"/>
               <w:left w:type="dxa" w:w="120"/>
@@ -436,7 +403,7 @@
         </w:tc>
         <w:tc>
           <w:tcPr>
-            <w:tcW w:type="dxa" w:w="3200"/>
+            <w:tcW w:type="dxa" w:w="3020"/>
             <w:tcMar>
               <w:top w:type="dxa" w:w="90"/>
               <w:left w:type="dxa" w:w="120"/>
@@ -459,7 +426,7 @@
         </w:tc>
         <w:tc>
           <w:tcPr>
-            <w:tcW w:type="dxa" w:w="3238"/>
+            <w:tcW w:type="dxa" w:w="3030"/>
             <w:tcMar>
               <w:top w:type="dxa" w:w="90"/>
               <w:left w:type="dxa" w:w="120"/>
@@ -484,7 +451,7 @@
       <w:tr>
         <w:tc>
           <w:tcPr>
-            <w:tcW w:type="dxa" w:w="3200"/>
+            <w:tcW w:type="dxa" w:w="3020"/>
             <w:tcMar>
               <w:top w:type="dxa" w:w="90"/>
               <w:left w:type="dxa" w:w="120"/>
@@ -507,7 +474,7 @@
         </w:tc>
         <w:tc>
           <w:tcPr>
-            <w:tcW w:type="dxa" w:w="3200"/>
+            <w:tcW w:type="dxa" w:w="3020"/>
             <w:tcMar>
               <w:top w:type="dxa" w:w="90"/>
               <w:left w:type="dxa" w:w="120"/>
@@ -530,7 +497,7 @@
         </w:tc>
         <w:tc>
           <w:tcPr>
-            <w:tcW w:type="dxa" w:w="3238"/>
+            <w:tcW w:type="dxa" w:w="3030"/>
             <w:tcMar>
               <w:top w:type="dxa" w:w="90"/>
               <w:left w:type="dxa" w:w="120"/>
@@ -754,9 +721,10 @@
       </w:r>
     </w:p>
     <w:sectPr>
-      <w:footerReference w:type="default" r:id="rId7"/>
+      <w:headerReference w:type="default" r:id="rId7"/>
+      <w:footerReference w:type="default" r:id="rId8"/>
       <w:pgSz w:w="11906" w:h="16838" w:orient="portrait"/>
-      <w:pgMar w:top="1418" w:right="1418" w:bottom="1418" w:left="1418" w:header="708" w:footer="708" w:gutter="0"/>
+      <w:pgMar w:top="2350" w:right="1418" w:bottom="1550" w:left="1418" w:header="320" w:footer="320" w:gutter="0"/>
       <w:pgNumType/>
       <w:docGrid w:linePitch="360"/>
     </w:sectPr>
@@ -809,11 +777,53 @@
 <w:ftr xmlns:wpc="http://schemas.microsoft.com/office/word/2010/wordprocessingCanvas" xmlns:mc="http://schemas.openxmlformats.org/markup-compatibility/2006" xmlns:o="urn:schemas-microsoft-com:office:office" xmlns:r="http://schemas.openxmlformats.org/officeDocument/2006/relationships" xmlns:m="http://schemas.openxmlformats.org/officeDocument/2006/math" xmlns:v="urn:schemas-microsoft-com:vml" xmlns:wp14="http://schemas.microsoft.com/office/word/2010/wordprocessingDrawing" xmlns:wp="http://schemas.openxmlformats.org/drawingml/2006/wordprocessingDrawing" xmlns:w10="urn:schemas-microsoft-com:office:word" xmlns:w="http://schemas.openxmlformats.org/wordprocessingml/2006/main" xmlns:w14="http://schemas.microsoft.com/office/word/2010/wordml" xmlns:w15="http://schemas.microsoft.com/office/word/2012/wordml" xmlns:wpg="http://schemas.microsoft.com/office/word/2010/wordprocessingGroup" xmlns:wpi="http://schemas.microsoft.com/office/word/2010/wordprocessingInk" xmlns:wne="http://schemas.microsoft.com/office/word/2006/wordml" xmlns:wps="http://schemas.microsoft.com/office/word/2010/wordprocessingShape">
   <w:p>
     <w:pPr>
-      <w:pBdr>
-        <w:top w:val="single" w:color="7A5C43" w:sz="4" w:space="6"/>
-      </w:pBdr>
+      <w:spacing w:after="60"/>
+    </w:pPr>
+    <w:r>
+      <w:drawing>
+        <wp:inline distT="0" distB="0" distL="0" distR="0">
+          <wp:extent cx="5762625" cy="209550"/>
+          <wp:effectExtent t="0" r="0" b="0" l="0"/>
+          <wp:docPr id="1" name="" descr="" title=""/>
+          <wp:cNvGraphicFramePr>
+            <a:graphicFrameLocks xmlns:a="http://schemas.openxmlformats.org/drawingml/2006/main" noChangeAspect="1"/>
+          </wp:cNvGraphicFramePr>
+          <a:graphic xmlns:a="http://schemas.openxmlformats.org/drawingml/2006/main">
+            <a:graphicData uri="http://schemas.openxmlformats.org/drawingml/2006/picture">
+              <pic:pic xmlns:pic="http://schemas.openxmlformats.org/drawingml/2006/picture">
+                <pic:nvPicPr>
+                  <pic:cNvPr id="0" name="" descr=""/>
+                  <pic:cNvPicPr>
+                    <a:picLocks noChangeAspect="1" noChangeArrowheads="1"/>
+                  </pic:cNvPicPr>
+                </pic:nvPicPr>
+                <pic:blipFill>
+                  <a:blip r:embed="rId0" cstate="none"/>
+                  <a:srcRect/>
+                  <a:stretch>
+                    <a:fillRect/>
+                  </a:stretch>
+                </pic:blipFill>
+                <pic:spPr bwMode="auto">
+                  <a:xfrm>
+                    <a:off x="0" y="0"/>
+                    <a:ext cx="5762625" cy="209550"/>
+                  </a:xfrm>
+                  <a:prstGeom prst="rect">
+                    <a:avLst/>
+                  </a:prstGeom>
+                </pic:spPr>
+              </pic:pic>
+            </a:graphicData>
+          </a:graphic>
+        </wp:inline>
+      </w:drawing>
+    </w:r>
+  </w:p>
+  <w:p>
+    <w:pPr>
       <w:tabs>
-        <w:tab w:val="right" w:pos="9638"/>
+        <w:tab w:val="right" w:pos="9070"/>
       </w:tabs>
     </w:pPr>
     <w:r>
@@ -916,6 +926,56 @@
 </w:footnotes>
 </file>
 
+<file path=word/header1.xml><?xml version="1.0" encoding="utf-8"?>
+<w:hdr xmlns:wpc="http://schemas.microsoft.com/office/word/2010/wordprocessingCanvas" xmlns:mc="http://schemas.openxmlformats.org/markup-compatibility/2006" xmlns:o="urn:schemas-microsoft-com:office:office" xmlns:r="http://schemas.openxmlformats.org/officeDocument/2006/relationships" xmlns:m="http://schemas.openxmlformats.org/officeDocument/2006/math" xmlns:v="urn:schemas-microsoft-com:vml" xmlns:wp14="http://schemas.microsoft.com/office/word/2010/wordprocessingDrawing" xmlns:wp="http://schemas.openxmlformats.org/drawingml/2006/wordprocessingDrawing" xmlns:w10="urn:schemas-microsoft-com:office:word" xmlns:w="http://schemas.openxmlformats.org/wordprocessingml/2006/main" xmlns:w14="http://schemas.microsoft.com/office/word/2010/wordml" xmlns:w15="http://schemas.microsoft.com/office/word/2012/wordml" xmlns:wpg="http://schemas.microsoft.com/office/word/2010/wordprocessingGroup" xmlns:wpi="http://schemas.microsoft.com/office/word/2010/wordprocessingInk" xmlns:wne="http://schemas.microsoft.com/office/word/2006/wordml" xmlns:wps="http://schemas.microsoft.com/office/word/2010/wordprocessingShape" xmlns:cx="http://schemas.microsoft.com/office/drawing/2014/chartex" xmlns:cx1="http://schemas.microsoft.com/office/drawing/2015/9/8/chartex" xmlns:cx2="http://schemas.microsoft.com/office/drawing/2015/10/21/chartex" xmlns:cx3="http://schemas.microsoft.com/office/drawing/2016/5/9/chartex" xmlns:cx4="http://schemas.microsoft.com/office/drawing/2016/5/10/chartex" xmlns:cx5="http://schemas.microsoft.com/office/drawing/2016/5/11/chartex" xmlns:cx6="http://schemas.microsoft.com/office/drawing/2016/5/12/chartex" xmlns:cx7="http://schemas.microsoft.com/office/drawing/2016/5/13/chartex" xmlns:cx8="http://schemas.microsoft.com/office/drawing/2016/5/14/chartex" xmlns:w16cid="http://schemas.microsoft.com/office/word/2016/wordml/cid" xmlns:w16se="http://schemas.microsoft.com/office/word/2015/wordml/symex">
+  <w:p>
+    <w:pPr>
+      <w:spacing w:after="0"/>
+    </w:pPr>
+    <w:r>
+      <w:drawing>
+        <wp:inline distT="0" distB="0" distL="0" distR="0">
+          <wp:extent cx="5762625" cy="1162050"/>
+          <wp:effectExtent t="0" r="0" b="0" l="0"/>
+          <wp:docPr id="1" name="" descr="" title=""/>
+          <wp:cNvGraphicFramePr>
+            <a:graphicFrameLocks xmlns:a="http://schemas.openxmlformats.org/drawingml/2006/main" noChangeAspect="1"/>
+          </wp:cNvGraphicFramePr>
+          <a:graphic xmlns:a="http://schemas.openxmlformats.org/drawingml/2006/main">
+            <a:graphicData uri="http://schemas.openxmlformats.org/drawingml/2006/picture">
+              <pic:pic xmlns:pic="http://schemas.openxmlformats.org/drawingml/2006/picture">
+                <pic:nvPicPr>
+                  <pic:cNvPr id="0" name="" descr=""/>
+                  <pic:cNvPicPr>
+                    <a:picLocks noChangeAspect="1" noChangeArrowheads="1"/>
+                  </pic:cNvPicPr>
+                </pic:nvPicPr>
+                <pic:blipFill>
+                  <a:blip r:embed="rId0" cstate="none"/>
+                  <a:srcRect/>
+                  <a:stretch>
+                    <a:fillRect/>
+                  </a:stretch>
+                </pic:blipFill>
+                <pic:spPr bwMode="auto">
+                  <a:xfrm>
+                    <a:off x="0" y="0"/>
+                    <a:ext cx="5762625" cy="1162050"/>
+                  </a:xfrm>
+                  <a:prstGeom prst="rect">
+                    <a:avLst/>
+                  </a:prstGeom>
+                </pic:spPr>
+              </pic:pic>
+            </a:graphicData>
+          </a:graphic>
+        </wp:inline>
+      </w:drawing>
+    </w:r>
+  </w:p>
+</w:hdr>
+</file>
+
 <file path=word/numbering.xml><?xml version="1.0" encoding="utf-8"?>
 <w:numbering xmlns:wpc="http://schemas.microsoft.com/office/word/2010/wordprocessingCanvas" xmlns:mc="http://schemas.openxmlformats.org/markup-compatibility/2006" xmlns:o="urn:schemas-microsoft-com:office:office" xmlns:r="http://schemas.openxmlformats.org/officeDocument/2006/relationships" xmlns:m="http://schemas.openxmlformats.org/officeDocument/2006/math" xmlns:v="urn:schemas-microsoft-com:vml" xmlns:wp14="http://schemas.microsoft.com/office/word/2010/wordprocessingDrawing" xmlns:wp="http://schemas.openxmlformats.org/drawingml/2006/wordprocessingDrawing" xmlns:w10="urn:schemas-microsoft-com:office:word" xmlns:w="http://schemas.openxmlformats.org/wordprocessingml/2006/main" xmlns:w14="http://schemas.microsoft.com/office/word/2010/wordml" xmlns:w15="http://schemas.microsoft.com/office/word/2012/wordml" xmlns:wpg="http://schemas.microsoft.com/office/word/2010/wordprocessingGroup" xmlns:wpi="http://schemas.microsoft.com/office/word/2010/wordprocessingInk" xmlns:wne="http://schemas.microsoft.com/office/word/2006/wordml" xmlns:wps="http://schemas.microsoft.com/office/word/2010/wordprocessingShape" mc:Ignorable="w14 w15 wp14">
   <w:abstractNum w:abstractNumId="1" w15:restartNumberingAfterBreak="0">
